--- a/app/templates/prada/VERDE.docx
+++ b/app/templates/prada/VERDE.docx
@@ -807,7 +807,33 @@
           <w:szCs w:val="22"/>
           <w:lang w:val="es-PE" w:eastAsia="es-PE" w:bidi="ar-SA"/>
         </w:rPr>
-        <w:t>«COMPRADOR»</w:t>
+        <w:t>«</w:t>
+      </w:r>
+      <w:r>
+        <w:rPr>
+          <w:rFonts w:ascii="Gadugi" w:eastAsia="Times New Roman" w:hAnsi="Gadugi" w:cs="Times New Roman"/>
+          <w:b/>
+          <w:bCs/>
+          <w:color w:val="auto"/>
+          <w:kern w:val="0"/>
+          <w:sz w:val="22"/>
+          <w:szCs w:val="22"/>
+          <w:lang w:val="es-PE" w:eastAsia="es-PE" w:bidi="ar-SA"/>
+        </w:rPr>
+        <w:t>P_COMPRADOR</w:t>
+      </w:r>
+      <w:r>
+        <w:rPr>
+          <w:rFonts w:ascii="Gadugi" w:eastAsia="Times New Roman" w:hAnsi="Gadugi" w:cs="Times New Roman"/>
+          <w:b/>
+          <w:bCs/>
+          <w:color w:val="auto"/>
+          <w:kern w:val="0"/>
+          <w:sz w:val="22"/>
+          <w:szCs w:val="22"/>
+          <w:lang w:val="es-PE" w:eastAsia="es-PE" w:bidi="ar-SA"/>
+        </w:rPr>
+        <w:t>»</w:t>
       </w:r>
       <w:r>
         <w:rPr>
@@ -1229,7 +1255,33 @@
           <w:szCs w:val="22"/>
           <w:lang w:val="es-PE" w:eastAsia="es-PE" w:bidi="ar-SA"/>
         </w:rPr>
-        <w:t>«COMPRADOR»</w:t>
+        <w:t>«</w:t>
+      </w:r>
+      <w:r>
+        <w:rPr>
+          <w:rFonts w:ascii="Gadugi" w:eastAsia="Times New Roman" w:hAnsi="Gadugi" w:cs="Times New Roman"/>
+          <w:b/>
+          <w:bCs/>
+          <w:color w:val="auto"/>
+          <w:kern w:val="0"/>
+          <w:sz w:val="22"/>
+          <w:szCs w:val="22"/>
+          <w:lang w:val="es-PE" w:eastAsia="es-PE" w:bidi="ar-SA"/>
+        </w:rPr>
+        <w:t>P_COMPRADOR</w:t>
+      </w:r>
+      <w:r>
+        <w:rPr>
+          <w:rFonts w:ascii="Gadugi" w:eastAsia="Times New Roman" w:hAnsi="Gadugi" w:cs="Times New Roman"/>
+          <w:b/>
+          <w:bCs/>
+          <w:color w:val="auto"/>
+          <w:kern w:val="0"/>
+          <w:sz w:val="22"/>
+          <w:szCs w:val="22"/>
+          <w:lang w:val="es-PE" w:eastAsia="es-PE" w:bidi="ar-SA"/>
+        </w:rPr>
+        <w:t>»</w:t>
       </w:r>
       <w:r>
         <w:rPr>
@@ -1253,7 +1305,20 @@
           <w:szCs w:val="22"/>
           <w:lang w:val="es-PE" w:eastAsia="es-PE" w:bidi="ar-SA"/>
         </w:rPr>
-        <w:t>0.45 % (CERO PUNTO CUARENTA Y CINCO POR CIENTO) DE ACCIONES Y DERECHOS</w:t>
+        <w:t>«PORCENTAJE» % («PORCENTAJE_TEXTO»)</w:t>
+      </w:r>
+      <w:r>
+        <w:rPr>
+          <w:rFonts w:ascii="Gadugi" w:eastAsia="Times New Roman" w:hAnsi="Gadugi" w:cs="Times New Roman"/>
+          <w:b/>
+          <w:bCs/>
+          <w:color w:val="auto"/>
+          <w:kern w:val="0"/>
+          <w:sz w:val="22"/>
+          <w:szCs w:val="22"/>
+          <w:lang w:val="es-PE" w:eastAsia="es-PE" w:bidi="ar-SA"/>
+        </w:rPr>
+        <w:t xml:space="preserve"> DE ACCIONES Y DERECHOS</w:t>
       </w:r>
       <w:r>
         <w:rPr>
@@ -1617,7 +1682,29 @@
           <w:szCs w:val="22"/>
           <w:lang w:val="es-PE" w:eastAsia="es-PE" w:bidi="ar-SA"/>
         </w:rPr>
-        <w:t>«COMPRADOR»</w:t>
+        <w:t>«</w:t>
+      </w:r>
+      <w:r>
+        <w:rPr>
+          <w:rFonts w:ascii="Gadugi" w:eastAsia="Times New Roman" w:hAnsi="Gadugi" w:cs="Times New Roman"/>
+          <w:color w:val="auto"/>
+          <w:kern w:val="0"/>
+          <w:sz w:val="22"/>
+          <w:szCs w:val="22"/>
+          <w:lang w:val="es-PE" w:eastAsia="es-PE" w:bidi="ar-SA"/>
+        </w:rPr>
+        <w:t>P_COMPRADOR</w:t>
+      </w:r>
+      <w:r>
+        <w:rPr>
+          <w:rFonts w:ascii="Gadugi" w:eastAsia="Times New Roman" w:hAnsi="Gadugi" w:cs="Times New Roman"/>
+          <w:color w:val="auto"/>
+          <w:kern w:val="0"/>
+          <w:sz w:val="22"/>
+          <w:szCs w:val="22"/>
+          <w:lang w:val="es-PE" w:eastAsia="es-PE" w:bidi="ar-SA"/>
+        </w:rPr>
+        <w:t>»</w:t>
       </w:r>
       <w:r>
         <w:rPr>
@@ -2370,7 +2457,33 @@
           <w:szCs w:val="22"/>
           <w:lang w:val="es-PE" w:eastAsia="es-PE" w:bidi="ar-SA"/>
         </w:rPr>
-        <w:t>«COMPRADOR»</w:t>
+        <w:t>«</w:t>
+      </w:r>
+      <w:r>
+        <w:rPr>
+          <w:rFonts w:ascii="Gadugi" w:eastAsia="Times New Roman" w:hAnsi="Gadugi" w:cs="Times New Roman"/>
+          <w:b/>
+          <w:bCs/>
+          <w:color w:val="auto"/>
+          <w:kern w:val="0"/>
+          <w:sz w:val="22"/>
+          <w:szCs w:val="22"/>
+          <w:lang w:val="es-PE" w:eastAsia="es-PE" w:bidi="ar-SA"/>
+        </w:rPr>
+        <w:t>P_COMPRADOR</w:t>
+      </w:r>
+      <w:r>
+        <w:rPr>
+          <w:rFonts w:ascii="Gadugi" w:eastAsia="Times New Roman" w:hAnsi="Gadugi" w:cs="Times New Roman"/>
+          <w:b/>
+          <w:bCs/>
+          <w:color w:val="auto"/>
+          <w:kern w:val="0"/>
+          <w:sz w:val="22"/>
+          <w:szCs w:val="22"/>
+          <w:lang w:val="es-PE" w:eastAsia="es-PE" w:bidi="ar-SA"/>
+        </w:rPr>
+        <w:t>»</w:t>
       </w:r>
       <w:r>
         <w:rPr>
@@ -2519,7 +2632,29 @@
           <w:szCs w:val="22"/>
           <w:lang w:val="es-PE" w:eastAsia="es-PE" w:bidi="ar-SA"/>
         </w:rPr>
-        <w:t>«COMPRADOR»</w:t>
+        <w:t>«</w:t>
+      </w:r>
+      <w:r>
+        <w:rPr>
+          <w:rFonts w:ascii="Gadugi" w:eastAsia="Times New Roman" w:hAnsi="Gadugi" w:cs="Times New Roman"/>
+          <w:color w:val="auto"/>
+          <w:kern w:val="0"/>
+          <w:sz w:val="22"/>
+          <w:szCs w:val="22"/>
+          <w:lang w:val="es-PE" w:eastAsia="es-PE" w:bidi="ar-SA"/>
+        </w:rPr>
+        <w:t>P_COMPRADOR</w:t>
+      </w:r>
+      <w:r>
+        <w:rPr>
+          <w:rFonts w:ascii="Gadugi" w:eastAsia="Times New Roman" w:hAnsi="Gadugi" w:cs="Times New Roman"/>
+          <w:color w:val="auto"/>
+          <w:kern w:val="0"/>
+          <w:sz w:val="22"/>
+          <w:szCs w:val="22"/>
+          <w:lang w:val="es-PE" w:eastAsia="es-PE" w:bidi="ar-SA"/>
+        </w:rPr>
+        <w:t>»</w:t>
       </w:r>
       <w:r>
         <w:rPr>
@@ -2623,7 +2758,33 @@
           <w:szCs w:val="22"/>
           <w:lang w:val="es-PE" w:eastAsia="es-PE" w:bidi="ar-SA"/>
         </w:rPr>
-        <w:t>«COMPRADOR»</w:t>
+        <w:t>«</w:t>
+      </w:r>
+      <w:r>
+        <w:rPr>
+          <w:rFonts w:ascii="Gadugi" w:eastAsia="Times New Roman" w:hAnsi="Gadugi" w:cs="Times New Roman"/>
+          <w:b/>
+          <w:bCs/>
+          <w:color w:val="auto"/>
+          <w:kern w:val="0"/>
+          <w:sz w:val="22"/>
+          <w:szCs w:val="22"/>
+          <w:lang w:val="es-PE" w:eastAsia="es-PE" w:bidi="ar-SA"/>
+        </w:rPr>
+        <w:t>P_COMPRADOR</w:t>
+      </w:r>
+      <w:r>
+        <w:rPr>
+          <w:rFonts w:ascii="Gadugi" w:eastAsia="Times New Roman" w:hAnsi="Gadugi" w:cs="Times New Roman"/>
+          <w:b/>
+          <w:bCs/>
+          <w:color w:val="auto"/>
+          <w:kern w:val="0"/>
+          <w:sz w:val="22"/>
+          <w:szCs w:val="22"/>
+          <w:lang w:val="es-PE" w:eastAsia="es-PE" w:bidi="ar-SA"/>
+        </w:rPr>
+        <w:t>»</w:t>
       </w:r>
       <w:r>
         <w:rPr>
@@ -2814,7 +2975,29 @@
           <w:szCs w:val="22"/>
           <w:lang w:val="es-PE" w:eastAsia="es-PE" w:bidi="ar-SA"/>
         </w:rPr>
-        <w:t>«COMPRADOR»</w:t>
+        <w:t>«</w:t>
+      </w:r>
+      <w:r>
+        <w:rPr>
+          <w:rFonts w:ascii="Gadugi" w:eastAsia="Times New Roman" w:hAnsi="Gadugi" w:cs="Times New Roman"/>
+          <w:color w:val="auto"/>
+          <w:kern w:val="0"/>
+          <w:sz w:val="22"/>
+          <w:szCs w:val="22"/>
+          <w:lang w:val="es-PE" w:eastAsia="es-PE" w:bidi="ar-SA"/>
+        </w:rPr>
+        <w:t>P_COMPRADOR</w:t>
+      </w:r>
+      <w:r>
+        <w:rPr>
+          <w:rFonts w:ascii="Gadugi" w:eastAsia="Times New Roman" w:hAnsi="Gadugi" w:cs="Times New Roman"/>
+          <w:color w:val="auto"/>
+          <w:kern w:val="0"/>
+          <w:sz w:val="22"/>
+          <w:szCs w:val="22"/>
+          <w:lang w:val="es-PE" w:eastAsia="es-PE" w:bidi="ar-SA"/>
+        </w:rPr>
+        <w:t>»</w:t>
       </w:r>
       <w:r>
         <w:rPr>
@@ -3004,61 +3187,6 @@
         <w:widowControl/>
         <w:suppressAutoHyphens w:val="0"/>
         <w:spacing w:before="100" w:beforeAutospacing="1" w:after="100" w:afterAutospacing="1" w:line="204" w:lineRule="auto"/>
-        <w:jc w:val="both"/>
-        <w:rPr>
-          <w:rFonts w:ascii="Gadugi" w:eastAsia="Times New Roman" w:hAnsi="Gadugi" w:cs="Times New Roman"/>
-          <w:color w:val="auto"/>
-          <w:kern w:val="0"/>
-          <w:sz w:val="22"/>
-          <w:szCs w:val="22"/>
-          <w:lang w:val="es-PE" w:eastAsia="es-PE" w:bidi="ar-SA"/>
-        </w:rPr>
-      </w:pPr>
-      <w:r>
-        <w:rPr>
-          <w:rFonts w:ascii="Gadugi" w:eastAsia="Times New Roman" w:hAnsi="Gadugi" w:cs="Times New Roman"/>
-          <w:b/>
-          <w:bCs/>
-          <w:color w:val="auto"/>
-          <w:kern w:val="0"/>
-          <w:sz w:val="22"/>
-          <w:szCs w:val="22"/>
-          <w:lang w:val="es-PE" w:eastAsia="es-PE" w:bidi="ar-SA"/>
-        </w:rPr>
-        <w:t xml:space="preserve">TRUJILLO, </w:t>
-      </w:r>
-      <w:r>
-        <w:rPr>
-          <w:rFonts w:ascii="Gadugi" w:eastAsia="Times New Roman" w:hAnsi="Gadugi" w:cs="Times New Roman"/>
-          <w:b/>
-          <w:bCs/>
-          <w:color w:val="auto"/>
-          <w:kern w:val="0"/>
-          <w:sz w:val="22"/>
-          <w:szCs w:val="22"/>
-          <w:lang w:val="es-PE" w:eastAsia="es-PE" w:bidi="ar-SA"/>
-        </w:rPr>
-        <w:t>«FECHA».</w:t>
-      </w:r>
-      <w:r>
-        <w:rPr>
-          <w:rFonts w:ascii="Gadugi" w:eastAsia="Times New Roman" w:hAnsi="Gadugi" w:cs="Times New Roman"/>
-          <w:b/>
-          <w:bCs/>
-          <w:color w:val="auto"/>
-          <w:kern w:val="0"/>
-          <w:sz w:val="22"/>
-          <w:szCs w:val="22"/>
-          <w:lang w:val="es-PE" w:eastAsia="es-PE" w:bidi="ar-SA"/>
-        </w:rPr>
-        <w:t>.</w:t>
-      </w:r>
-    </w:p>
-    <w:p>
-      <w:pPr>
-        <w:widowControl/>
-        <w:suppressAutoHyphens w:val="0"/>
-        <w:spacing w:line="204" w:lineRule="auto"/>
         <w:jc w:val="both"/>
         <w:rPr>
           <w:rFonts w:ascii="Gadugi" w:eastAsia="Times New Roman" w:hAnsi="Gadugi" w:cs="Times New Roman"/>
@@ -3074,6 +3202,32 @@
           <w:cols w:space="720"/>
         </w:sectPr>
       </w:pPr>
+      <w:r>
+        <w:rPr>
+          <w:rFonts w:ascii="Gadugi" w:eastAsia="Times New Roman" w:hAnsi="Gadugi" w:cs="Times New Roman"/>
+          <w:b/>
+          <w:bCs/>
+          <w:color w:val="auto"/>
+          <w:kern w:val="0"/>
+          <w:sz w:val="22"/>
+          <w:szCs w:val="22"/>
+          <w:lang w:val="es-PE" w:eastAsia="es-PE" w:bidi="ar-SA"/>
+        </w:rPr>
+        <w:t xml:space="preserve">TRUJILLO, </w:t>
+      </w:r>
+      <w:r>
+        <w:rPr>
+          <w:rFonts w:ascii="Gadugi" w:eastAsia="Times New Roman" w:hAnsi="Gadugi" w:cs="Times New Roman"/>
+          <w:b/>
+          <w:bCs/>
+          <w:color w:val="auto"/>
+          <w:kern w:val="0"/>
+          <w:sz w:val="22"/>
+          <w:szCs w:val="22"/>
+          <w:lang w:val="es-PE" w:eastAsia="es-PE" w:bidi="ar-SA"/>
+        </w:rPr>
+        <w:t>«FECHA».</w:t>
+      </w:r>
     </w:p>
     <w:p>
       <w:pPr>
